--- a/paper_template/长春工程学院学报(自然科学版)/自适应多尺度加权的多变量网络流量预测_ccgcxyxbV3_行文连贯性修订稿.docx
+++ b/paper_template/长春工程学院学报(自然科学版)/自适应多尺度加权的多变量网络流量预测_ccgcxyxbV3_行文连贯性修订稿.docx
@@ -100,11 +100,9 @@
       <w:r>
         <w:t>提出自适应多尺度加权方法，按窗口统计量融合三个分解线性模型（</w:t>
       </w:r>
-      <w:proofErr w:type="spellStart"/>
       <w:r>
         <w:t>DLinear</w:t>
       </w:r>
-      <w:proofErr w:type="spellEnd"/>
       <w:r>
         <w:t>）的小时级流量预测。</w:t>
       </w:r>
@@ -132,11 +130,9 @@
       <w:r>
         <w:t>均方误差较</w:t>
       </w:r>
-      <w:proofErr w:type="spellStart"/>
       <w:r>
         <w:t>LightTS</w:t>
       </w:r>
-      <w:proofErr w:type="spellEnd"/>
       <w:r>
         <w:t>平均降低</w:t>
       </w:r>
@@ -164,11 +160,9 @@
       <w:r>
         <w:t>。较</w:t>
       </w:r>
-      <w:proofErr w:type="spellStart"/>
       <w:r>
         <w:t>DLinear</w:t>
       </w:r>
-      <w:proofErr w:type="spellEnd"/>
       <w:r>
         <w:t>，</w:t>
       </w:r>
@@ -275,14 +269,12 @@
           <w:docGrid w:type="lines" w:linePitch="312"/>
         </w:sectPr>
       </w:pPr>
-      <w:proofErr w:type="spellStart"/>
       <w:r>
         <w:rPr>
           <w:b/>
         </w:rPr>
         <w:t>doi</w:t>
       </w:r>
-      <w:proofErr w:type="spellEnd"/>
       <w:r>
         <w:rPr>
           <w:b/>
@@ -306,24 +298,31 @@
         <w:pStyle w:val="JournalBody"/>
       </w:pPr>
       <w:r>
-        <w:t>骨干网容量配置与资源管理需要提前估计不同源—目的节点对（origin-destination，OD）的流量需求。小时级OD流量在时间上同时表现出逐小时波动和较慢变化趋势，不同历史窗口的近期变化状态也不尽相同。如果只依据一种时间分辨率作出预测，就难以在同一模型中同时利用这些信息。为此，本文着重解决两个相互关联的问题：如何从同一历史窗口提取不同时间尺度的预测信息，以及如何根据窗口状态将这些预测结果组合起来。</w:t>
-      </w:r>
-      <w:r/>
-      <w:r/>
-      <w:r/>
-      <w:r/>
-      <w:r/>
-      <w:r/>
-      <w:r/>
-      <w:r/>
-    </w:p>
-    <w:p>
-      <w:pPr>
-        <w:pStyle w:val="JournalBody"/>
-        <w:keepNext w:val="0"/>
-      </w:pPr>
-      <w:r>
-        <w:t>具体而言，OD流量矩阵以源节点和目的节点的组合为变量，每个时间点对应一组OD流量观测。与全网总流量预测不同，多变量OD预测需要在同一历史输入下估计多个节点对的未来变化。因此，本文采用在OD变量之间共享时间映射参数的线性专家，同时保留每个变量的预测输出；在此基础上再讨论不同时间尺度之间的融合关系。</w:t>
+        <w:t>骨干网容量配置与资源管理需要提前估计不同源</w:t>
+      </w:r>
+      <w:r>
+        <w:t>—</w:t>
+      </w:r>
+      <w:r>
+        <w:t>目的节点对（</w:t>
+      </w:r>
+      <w:r>
+        <w:t>origin-destination</w:t>
+      </w:r>
+      <w:r>
+        <w:t>，</w:t>
+      </w:r>
+      <w:r>
+        <w:t>OD</w:t>
+      </w:r>
+      <w:r>
+        <w:t>）的流量需求。小时级</w:t>
+      </w:r>
+      <w:r>
+        <w:t>OD</w:t>
+      </w:r>
+      <w:r>
+        <w:t>流量在时间上同时表现出逐小时波动和较慢变化趋势，不同历史窗口的近期变化状态也不尽相同。如果只依据一种时间分辨率作出预测，就难以在同一模型中同时利用这些信息。为此，本文着重解决两个相互关联的问题：如何从同一历史窗口提取不同时间尺度的预测信息，以及如何根据窗口状态将这些预测结果组合起来。</w:t>
       </w:r>
     </w:p>
     <w:p>
@@ -331,69 +330,31 @@
         <w:pStyle w:val="JournalBody"/>
       </w:pPr>
       <w:r>
-        <w:t>围绕网络流量预测，已有研究从时间依赖、变量关联与周期结构等方面开展探索。</w:t>
-      </w:r>
-      <w:proofErr w:type="spellStart"/>
-      <w:r>
-        <w:t>Lohrasbinasab</w:t>
-      </w:r>
-      <w:proofErr w:type="spellEnd"/>
-      <w:r>
-        <w:t>等</w:t>
-      </w:r>
-      <w:r>
-        <w:rPr>
-          <w:vertAlign w:val="superscript"/>
-        </w:rPr>
-        <w:t>[1]</w:t>
-      </w:r>
-      <w:r>
-        <w:t>总结了统计方法和机器学习方法的研究进展；</w:t>
-      </w:r>
-      <w:r>
-        <w:t>Qin</w:t>
-      </w:r>
-      <w:r>
-        <w:t>等</w:t>
-      </w:r>
-      <w:r>
-        <w:rPr>
-          <w:vertAlign w:val="superscript"/>
-        </w:rPr>
-        <w:t>[2]</w:t>
-      </w:r>
-      <w:r>
-        <w:t>利用图神经网络建模时空关联，韦烜等</w:t>
-      </w:r>
-      <w:r>
-        <w:rPr>
-          <w:vertAlign w:val="superscript"/>
-        </w:rPr>
-        <w:t>[3]</w:t>
-      </w:r>
-      <w:r>
-        <w:t>讨论了大型网际协议（</w:t>
-      </w:r>
-      <w:r>
-        <w:t>Internet Protocol</w:t>
-      </w:r>
-      <w:r>
-        <w:t>，</w:t>
-      </w:r>
-      <w:r>
-        <w:t>IP</w:t>
-      </w:r>
-      <w:r>
-        <w:t>）网络流量矩阵的变量关系与时间变化，唐文杰等</w:t>
-      </w:r>
-      <w:r>
-        <w:rPr>
-          <w:vertAlign w:val="superscript"/>
-        </w:rPr>
-        <w:t>[4]</w:t>
-      </w:r>
-      <w:r>
-        <w:t>则通过周期性整合组织流量信息。这些研究为流量序列的结构建模提供了不同思路。</w:t>
+        <w:t>具体而言，</w:t>
+      </w:r>
+      <w:r>
+        <w:t>OD</w:t>
+      </w:r>
+      <w:r>
+        <w:t>流量矩阵以源节点和目的节点的组合为变量，每个时间点对应一组</w:t>
+      </w:r>
+      <w:r>
+        <w:t>OD</w:t>
+      </w:r>
+      <w:r>
+        <w:t>流量观测。与全网总流量预测不同，多变量</w:t>
+      </w:r>
+      <w:r>
+        <w:t>OD</w:t>
+      </w:r>
+      <w:r>
+        <w:t>预测需要在同一历史输入下估计多个节点对的未来变化。因此，本文采用在</w:t>
+      </w:r>
+      <w:r>
+        <w:t>OD</w:t>
+      </w:r>
+      <w:r>
+        <w:t>变量之间共享时间映射参数的线性专家，同时保留每个变量的预测输出；在此基础上再讨论不同时间尺度之间的融合关系。</w:t>
       </w:r>
     </w:p>
     <w:p>
@@ -401,10 +362,10 @@
         <w:pStyle w:val="JournalBody"/>
       </w:pPr>
       <w:r>
-        <w:t>在时间结构建模方面，</w:t>
-      </w:r>
-      <w:r>
-        <w:t>Zhou</w:t>
+        <w:t>围绕网络流量预测，已有研究从时间依赖、变量关联与周期结构等方面开展探索。</w:t>
+      </w:r>
+      <w:r>
+        <w:t>Lohrasbinasab</w:t>
       </w:r>
       <w:r>
         <w:t>等</w:t>
@@ -413,84 +374,55 @@
         <w:rPr>
           <w:vertAlign w:val="superscript"/>
         </w:rPr>
-        <w:t>[5]</w:t>
-      </w:r>
-      <w:r>
-        <w:t>通过深度回声状态网络开展多尺度流量预测。分解线性模型（</w:t>
-      </w:r>
-      <w:r>
-        <w:t>decomposition linear model</w:t>
-      </w:r>
-      <w:r>
-        <w:t>，</w:t>
-      </w:r>
-      <w:proofErr w:type="spellStart"/>
-      <w:r>
-        <w:t>DLinear</w:t>
-      </w:r>
-      <w:proofErr w:type="spellEnd"/>
-      <w:r>
-        <w:t>）</w:t>
+        <w:t>[1]</w:t>
+      </w:r>
+      <w:r>
+        <w:t>总结了统计方法和机器学习方法的研究进展；</w:t>
+      </w:r>
+      <w:r>
+        <w:t>Qin</w:t>
+      </w:r>
+      <w:r>
+        <w:t>等</w:t>
       </w:r>
       <w:r>
         <w:rPr>
           <w:vertAlign w:val="superscript"/>
         </w:rPr>
-        <w:t>[6]</w:t>
-      </w:r>
-      <w:r>
-        <w:t>将趋势项和余项分别映射至预测区间，</w:t>
-      </w:r>
-      <w:proofErr w:type="spellStart"/>
-      <w:r>
-        <w:t>TimeMixer</w:t>
-      </w:r>
-      <w:proofErr w:type="spellEnd"/>
+        <w:t>[2]</w:t>
+      </w:r>
+      <w:r>
+        <w:t>利用图神经网络建模时空关联，韦烜等</w:t>
+      </w:r>
       <w:r>
         <w:rPr>
           <w:vertAlign w:val="superscript"/>
         </w:rPr>
-        <w:t>[7]</w:t>
-      </w:r>
-      <w:r>
-        <w:t>采用可分解多尺度混合；</w:t>
-      </w:r>
-      <w:proofErr w:type="spellStart"/>
-      <w:r>
-        <w:t>TimesNet</w:t>
-      </w:r>
-      <w:proofErr w:type="spellEnd"/>
-      <w:r>
-        <w:t>公开基准</w:t>
+        <w:t>[3]</w:t>
+      </w:r>
+      <w:r>
+        <w:t>讨论了大型网际协议（</w:t>
+      </w:r>
+      <w:r>
+        <w:t>Internet Protocol</w:t>
+      </w:r>
+      <w:r>
+        <w:t>，</w:t>
+      </w:r>
+      <w:r>
+        <w:t>IP</w:t>
+      </w:r>
+      <w:r>
+        <w:t>）网络流量矩阵的变量关系与时间变化，唐文杰等</w:t>
       </w:r>
       <w:r>
         <w:rPr>
           <w:vertAlign w:val="superscript"/>
         </w:rPr>
-        <w:t>[8]</w:t>
-      </w:r>
-      <w:r>
-        <w:t>则将基于多层感知机（</w:t>
-      </w:r>
-      <w:r>
-        <w:t>multilayer perceptron</w:t>
-      </w:r>
-      <w:r>
-        <w:t>，</w:t>
-      </w:r>
-      <w:r>
-        <w:t>MLP</w:t>
-      </w:r>
-      <w:r>
-        <w:t>）的</w:t>
-      </w:r>
-      <w:proofErr w:type="spellStart"/>
-      <w:r>
-        <w:t>LightTS</w:t>
-      </w:r>
-      <w:proofErr w:type="spellEnd"/>
-      <w:r>
-        <w:t>纳入比较。这些研究为刻画流量的时间结构提供了方法基础。对本文的预测任务而言，关键还在于不同尺度的候选结果如何融合：固定等权和全局权重均对各输入窗口使用同一组系数，而窗口本身的变化状态却不完全相同。因此，本文将研究重点放在轻量尺度专家与输入相关融合权重的结合上。</w:t>
+        <w:t>[4]</w:t>
+      </w:r>
+      <w:r>
+        <w:t>则通过周期性整合组织流量信息。这些研究为流量序列的结构建模提供了不同思路。</w:t>
       </w:r>
     </w:p>
     <w:p>
@@ -498,34 +430,164 @@
         <w:pStyle w:val="JournalBody"/>
       </w:pPr>
       <w:r>
-        <w:t>围绕上述问题，本文构建自适应多尺度加权预测模型。模型先将历史流量按1、2、4三个尺度聚合，由三个参数独立的DLinear专家分别产生候选预测；随后从当前窗口计算四项统计量，通过仅含131个参数的路由网络生成尺度权重，得到最终预测。实验在Abilene和GÉANT上开展24 h预测及融合方式对照，并在高需求点与GÉANT的168 h预测任务上进一步检验方法表现。</w:t>
-      </w:r>
-      <w:proofErr w:type="spellStart"/>
-      <w:r/>
-      <w:proofErr w:type="spellEnd"/>
-      <w:r/>
-      <w:r/>
-      <w:r/>
-      <w:r/>
-      <w:r/>
-      <w:r/>
-      <w:r/>
-      <w:r/>
-      <w:r/>
-      <w:r/>
-      <w:r/>
-      <w:r/>
-      <w:r/>
-      <w:r/>
-      <w:r/>
-      <w:r/>
-      <w:r/>
+        <w:t>在时间结构建模方面，</w:t>
+      </w:r>
+      <w:r>
+        <w:t>Zhou</w:t>
+      </w:r>
+      <w:r>
+        <w:t>等</w:t>
+      </w:r>
+      <w:r>
+        <w:rPr>
+          <w:vertAlign w:val="superscript"/>
+        </w:rPr>
+        <w:t>[5]</w:t>
+      </w:r>
+      <w:r>
+        <w:t>通过深度回声状态网络开展多尺度流量预测。分解线性模型（</w:t>
+      </w:r>
+      <w:r>
+        <w:t>decomposition linear model</w:t>
+      </w:r>
+      <w:r>
+        <w:t>，</w:t>
+      </w:r>
+      <w:r>
+        <w:t>DLinear</w:t>
+      </w:r>
+      <w:r>
+        <w:t>）</w:t>
+      </w:r>
+      <w:r>
+        <w:rPr>
+          <w:vertAlign w:val="superscript"/>
+        </w:rPr>
+        <w:t>[6]</w:t>
+      </w:r>
+      <w:r>
+        <w:t>将趋势项和余项分别映射至预测区间，</w:t>
+      </w:r>
+      <w:r>
+        <w:t>TimeMixer</w:t>
+      </w:r>
+      <w:r>
+        <w:rPr>
+          <w:vertAlign w:val="superscript"/>
+        </w:rPr>
+        <w:t>[7]</w:t>
+      </w:r>
+      <w:r>
+        <w:t>采用可分解多尺度混合；</w:t>
+      </w:r>
+      <w:r>
+        <w:t>TimesNet</w:t>
+      </w:r>
+      <w:r>
+        <w:t>公开基准</w:t>
+      </w:r>
+      <w:r>
+        <w:rPr>
+          <w:vertAlign w:val="superscript"/>
+        </w:rPr>
+        <w:t>[8]</w:t>
+      </w:r>
+      <w:r>
+        <w:t>则将基于多层感知机（</w:t>
+      </w:r>
+      <w:r>
+        <w:t>multilayer perceptron</w:t>
+      </w:r>
+      <w:r>
+        <w:t>，</w:t>
+      </w:r>
+      <w:r>
+        <w:t>MLP</w:t>
+      </w:r>
+      <w:r>
+        <w:t>）的</w:t>
+      </w:r>
+      <w:r>
+        <w:t>LightTS</w:t>
+      </w:r>
+      <w:r>
+        <w:t>纳入比较。这些研究为刻画流量的时间结构提供了方法基础。对本文的预测任务而言，关键还在于不同尺度的候选结果如何融合：固定等权和全局权重均对各输入窗口使用同一组系数，而窗口本身的变化状态却不完全相同。因此，本文将研究重点放在轻量尺度专家与输入相关融合权重的结合上。</w:t>
+      </w:r>
+    </w:p>
+    <w:p>
+      <w:pPr>
+        <w:pStyle w:val="JournalBody"/>
+      </w:pPr>
+      <w:r>
+        <w:t>围绕上述问题，本文构建自适应多尺度加权预测模型。模型先将历史流量按</w:t>
+      </w:r>
+      <w:r>
+        <w:t>1</w:t>
+      </w:r>
+      <w:r>
+        <w:t>、</w:t>
+      </w:r>
+      <w:r>
+        <w:t>2</w:t>
+      </w:r>
+      <w:r>
+        <w:t>、</w:t>
+      </w:r>
+      <w:r>
+        <w:t>4</w:t>
+      </w:r>
+      <w:r>
+        <w:t>三个尺度聚合，由三个参数独立的</w:t>
+      </w:r>
+      <w:r>
+        <w:t>DLinear</w:t>
+      </w:r>
+      <w:r>
+        <w:t>专家分别产生候选预测；随后从当前窗口计算四项统计量，通过仅含</w:t>
+      </w:r>
+      <w:r>
+        <w:t>131</w:t>
+      </w:r>
+      <w:r>
+        <w:t>个参数的路由网络生成尺度权重，得到最终预测。实验在</w:t>
+      </w:r>
+      <w:r>
+        <w:t>Abilene</w:t>
+      </w:r>
+      <w:r>
+        <w:t>和</w:t>
+      </w:r>
+      <w:r>
+        <w:t>GÉANT</w:t>
+      </w:r>
+      <w:r>
+        <w:t>上开展</w:t>
+      </w:r>
+      <w:r>
+        <w:t>24 h</w:t>
+      </w:r>
+      <w:r>
+        <w:t>预测及融合方式对照，并在高需求点与</w:t>
+      </w:r>
+      <w:r>
+        <w:t>GÉANT</w:t>
+      </w:r>
+      <w:r>
+        <w:t>的</w:t>
+      </w:r>
+      <w:r>
+        <w:t>168 h</w:t>
+      </w:r>
+      <w:r>
+        <w:t>预测任务上进一步检验方法表现。</w:t>
+      </w:r>
     </w:p>
     <w:p>
       <w:pPr>
         <w:pStyle w:val="JournalHeading1"/>
       </w:pPr>
       <w:r>
+        <w:lastRenderedPageBreak/>
         <w:t>1</w:t>
       </w:r>
       <w:r>
@@ -537,20 +599,44 @@
         <w:pStyle w:val="JournalBody"/>
       </w:pPr>
       <w:r>
-        <w:t>图1给出了模型从输入到输出的完整过程。首先，对历史OD流量构造长度为L的预处理窗口，并在同一历史范围内形成三个时间尺度的序列；其次，各尺度的DLinear专家独立输出未来H个时刻的候选预测；与此同时，从原始时间分辨率的窗口提取四项统计量，经路由网络得到三个融合权重；最后，对候选预测加权求和，得到逐小时OD流量预测。下面依次说明数据处理、多尺度专家、窗口路由和模型训练。</w:t>
-      </w:r>
-      <w:r/>
-      <w:r/>
-      <w:r/>
-      <w:r/>
-      <w:r>
-        <w:rPr>
-          <w:i/>
-        </w:rPr>
-      </w:r>
-      <w:r/>
-      <w:r/>
-      <w:r/>
+        <w:t>图</w:t>
+      </w:r>
+      <w:r>
+        <w:t>1</w:t>
+      </w:r>
+      <w:r>
+        <w:t>给出了模型从输入到输出的完整过程。首先，对历史</w:t>
+      </w:r>
+      <w:r>
+        <w:t>OD</w:t>
+      </w:r>
+      <w:r>
+        <w:t>流量构造长度为</w:t>
+      </w:r>
+      <w:r>
+        <w:t>L</w:t>
+      </w:r>
+      <w:r>
+        <w:t>的预处理窗口，并在同一历史范围内形成三个时间尺度的序列；其次，各尺度的</w:t>
+      </w:r>
+      <w:r>
+        <w:t>DLinear</w:t>
+      </w:r>
+      <w:r>
+        <w:t>专家独立输出未来</w:t>
+      </w:r>
+      <w:r>
+        <w:t>H</w:t>
+      </w:r>
+      <w:r>
+        <w:t>个时刻的候选预测；与此同时，从原始时间分辨率的窗口提取四项统计量，经路由网络得到三个融合权重；最后，对候选预测加权求和，得到逐小时</w:t>
+      </w:r>
+      <w:r>
+        <w:t>OD</w:t>
+      </w:r>
+      <w:r>
+        <w:t>流量预测。下面依次说明数据处理、多尺度专家、窗口路由和模型训练。</w:t>
+      </w:r>
     </w:p>
     <w:p>
       <w:pPr>
@@ -561,7 +647,6 @@
         <w:rPr>
           <w:noProof/>
         </w:rPr>
-        <w:lastRenderedPageBreak/>
         <mc:AlternateContent>
           <mc:Choice Requires="wps">
             <w:drawing>
@@ -1775,7 +1860,6 @@
     <w:p>
       <w:pPr>
         <w:pStyle w:val="JournalBody"/>
-        <w:keepNext w:val="0"/>
       </w:pPr>
       <w:r>
         <w:t>经过上述处理，各数据子集均形成与预测任务对应的输入和目标，验证集及测试集不参与标准化参数的估计。此后，各模型使用同一套数据划分和预处理结果，便于将实验中的误差差异对应到预测结构及融合方式。</w:t>
@@ -1786,6 +1870,7 @@
         <w:pStyle w:val="JournalHeading2"/>
       </w:pPr>
       <w:r>
+        <w:lastRenderedPageBreak/>
         <w:t>1.2</w:t>
       </w:r>
       <w:r>
@@ -1795,10 +1880,54 @@
     <w:p>
       <w:pPr>
         <w:pStyle w:val="JournalBody"/>
-        <w:keepNext w:val="0"/>
       </w:pPr>
       <w:r>
-        <w:t>为使同一历史窗口同时包含细粒度变化和较平滑的时间信息，模型设置三个并行尺度。三个尺度对应不同的时间聚合粒度，并非三个不同的预测时段；它们都覆盖过去96 h，只改变输入序列的时间分辨率。每个尺度配置一个独立的DLinear专家，统一输出H步预测，为后续融合提供结构一致的候选结果。</w:t>
+        <w:t>为使同一历史窗口同时包含细粒度变化和较平滑的时间信息，模型设置三个并行尺度。三个尺度对应</w:t>
+      </w:r>
+      <w:r>
+        <w:rPr>
+          <w:rFonts w:hint="eastAsia"/>
+        </w:rPr>
+        <w:t>同一</w:t>
+      </w:r>
+      <w:r>
+        <w:t>预测时段</w:t>
+      </w:r>
+      <w:r>
+        <w:rPr>
+          <w:rFonts w:hint="eastAsia"/>
+        </w:rPr>
+        <w:t>上</w:t>
+      </w:r>
+      <w:r>
+        <w:t>不同的时间聚合粒度</w:t>
+      </w:r>
+      <w:r>
+        <w:rPr>
+          <w:rFonts w:hint="eastAsia"/>
+        </w:rPr>
+        <w:t>，</w:t>
+      </w:r>
+      <w:r>
+        <w:t>它们都覆盖过去</w:t>
+      </w:r>
+      <w:r>
+        <w:t>96 h</w:t>
+      </w:r>
+      <w:r>
+        <w:t>，只改变输入序列的时间分辨率。每个尺度配置一个独立的</w:t>
+      </w:r>
+      <w:r>
+        <w:t>DLinear</w:t>
+      </w:r>
+      <w:r>
+        <w:t>专家，统一输出</w:t>
+      </w:r>
+      <w:r>
+        <w:t>H</w:t>
+      </w:r>
+      <w:r>
+        <w:t>步预测，为后续融合提供结构一致的候选结果。</w:t>
       </w:r>
     </w:p>
     <w:p>
@@ -2125,7 +2254,6 @@
       <w:r>
         <w:t>式中，</w:t>
       </w:r>
-      <w:proofErr w:type="spellStart"/>
       <w:r>
         <w:rPr>
           <w:i/>
@@ -2141,18 +2269,15 @@
         </w:rPr>
         <w:t>S</w:t>
       </w:r>
-      <w:proofErr w:type="spellEnd"/>
       <w:r>
         <w:t>，</w:t>
       </w:r>
-      <w:proofErr w:type="spellStart"/>
       <w:r>
         <w:rPr>
           <w:i/>
         </w:rPr>
         <w:t>i</w:t>
       </w:r>
-      <w:proofErr w:type="spellEnd"/>
       <w:r>
         <w:t>为聚合窗口内的时间索引。各尺度覆盖同一</w:t>
       </w:r>
@@ -2198,11 +2323,9 @@
       <w:r>
         <w:t>步序列。各尺度使用结构相同、参数独立的</w:t>
       </w:r>
-      <w:proofErr w:type="spellStart"/>
       <w:r>
         <w:t>DLinear</w:t>
       </w:r>
-      <w:proofErr w:type="spellEnd"/>
       <w:r>
         <w:t>专家</w:t>
       </w:r>
@@ -2418,6 +2541,7 @@
             </m:r>
           </m:sup>
           <m:e>
+            <w:bookmarkStart w:id="0" w:name="OLE_LINK1"/>
             <m:sSubSup>
               <m:sSubSupPr>
                 <m:ctrlPr>
@@ -2514,6 +2638,7 @@
                 </m:r>
               </m:sup>
             </m:sSubSup>
+            <w:bookmarkEnd w:id="0"/>
           </m:e>
         </m:nary>
         <m:r>
@@ -2774,16 +2899,32 @@
         <w:pStyle w:val="JournalBody"/>
       </w:pPr>
       <w:r>
-        <w:lastRenderedPageBreak/>
-        <w:t>式中，带波浪号的</w:t>
-      </w:r>
-      <w:r>
-        <w:rPr>
-          <w:b/>
-          <w:i/>
-        </w:rPr>
-        <w:t>X</w:t>
-      </w:r>
+        <w:t>式中，</w:t>
+      </w:r>
+      <m:oMath>
+        <m:acc>
+          <m:accPr>
+            <m:chr m:val="̃"/>
+            <m:ctrlPr>
+              <w:rPr>
+                <w:rFonts w:ascii="Cambria Math" w:hAnsi="Cambria Math"/>
+                <w:i/>
+              </w:rPr>
+            </m:ctrlPr>
+          </m:accPr>
+          <m:e>
+            <m:r>
+              <m:rPr>
+                <m:sty m:val="bi"/>
+              </m:rPr>
+              <w:rPr>
+                <w:rFonts w:ascii="Cambria Math" w:hAnsi="Cambria Math"/>
+              </w:rPr>
+              <m:t>X</m:t>
+            </m:r>
+          </m:e>
+        </m:acc>
+      </m:oMath>
       <w:r>
         <w:t>表示端点补齐序列，</w:t>
       </w:r>
@@ -3336,11 +3477,7 @@
         <w:t>H</w:t>
       </w:r>
       <w:r>
-        <w:t>×</w:t>
-      </w:r>
-      <w:proofErr w:type="gramStart"/>
-      <w:r>
-        <w:t>(</w:t>
+        <w:t>×(</w:t>
       </w:r>
       <w:r>
         <w:rPr>
@@ -3360,7 +3497,6 @@
       <w:r>
         <w:t>)</w:t>
       </w:r>
-      <w:proofErr w:type="gramEnd"/>
       <w:r>
         <w:t>，偏置为</w:t>
       </w:r>
@@ -3412,10 +3548,36 @@
     <w:p>
       <w:pPr>
         <w:pStyle w:val="JournalBody"/>
-        <w:keepNext w:val="0"/>
       </w:pPr>
       <w:r>
-        <w:t>三个尺度专家能够产生不同分辨率下的候选预测，下一步需要确定各候选结果在最终输出中的占比。考虑到历史窗口的整体水平和变化幅度可能不同，本文不为所有窗口预设同一组融合系数，而是利用当前窗口的低维统计特征计算权重。权重对该窗口内的全部OD变量及预测步共享，从而以较少的路由参数完成窗口级自适应融合。</w:t>
+        <w:t>三个尺度专家能够产生不同分辨率下的候选预测，下一步需要确定各候选结果在最终输出中的占比。考虑到历史窗口的整体水平和变化幅度可能不同，本文利用当前窗口的低维统计特征计算权重</w:t>
+      </w:r>
+      <w:r>
+        <w:rPr>
+          <w:rFonts w:hint="eastAsia"/>
+        </w:rPr>
+        <w:t>，为各</w:t>
+      </w:r>
+      <w:r>
+        <w:t>窗口预设</w:t>
+      </w:r>
+      <w:r>
+        <w:rPr>
+          <w:rFonts w:hint="eastAsia"/>
+        </w:rPr>
+        <w:t>不同的</w:t>
+      </w:r>
+      <w:r>
+        <w:t>融合系数</w:t>
+      </w:r>
+      <w:r>
+        <w:t>。权重对该窗口内的全部</w:t>
+      </w:r>
+      <w:r>
+        <w:t>OD</w:t>
+      </w:r>
+      <w:r>
+        <w:t>变量及预测步共享，从而以较少的路由参数完成窗口级自适应融合。</w:t>
       </w:r>
     </w:p>
     <w:p>
@@ -4499,7 +4661,19 @@
         <w:pStyle w:val="JournalBody"/>
       </w:pPr>
       <w:r>
-        <w:t>式（9）和式（10）从不同侧面刻画窗口状态：均值反映标准化窗口相对训练期均值的整体偏移，标准差概括时间与变量两个维度的离散程度；末时刻均值表征窗口末端状态，平均绝对一阶差分反映相邻小时的变化幅度。由此，路由网络以四维输入汇总窗口状态，尺度分数计算为：</w:t>
+        <w:t>式（</w:t>
+      </w:r>
+      <w:r>
+        <w:t>9</w:t>
+      </w:r>
+      <w:r>
+        <w:t>）和式（</w:t>
+      </w:r>
+      <w:r>
+        <w:t>10</w:t>
+      </w:r>
+      <w:r>
+        <w:t>）从不同侧面刻画窗口状态：均值反映标准化窗口相对训练期均值的整体偏移，标准差概括时间与变量两个维度的离散程度；末时刻均值表征窗口末端状态，平均绝对一阶差分反映相邻小时的变化幅度。由此，路由网络以四维输入汇总窗口状态，尺度分数计算为：</w:t>
       </w:r>
     </w:p>
     <w:p>
@@ -4815,11 +4989,9 @@
       <w:r>
         <w:t>，</w:t>
       </w:r>
-      <w:proofErr w:type="spellStart"/>
       <w:r>
         <w:t>ReLU</w:t>
       </w:r>
-      <w:proofErr w:type="spellEnd"/>
       <w:r>
         <w:t>）激活后，第二层输出三个尺度分数。两层权重矩阵分别为</w:t>
       </w:r>
@@ -4847,11 +5019,9 @@
       <w:r>
         <w:t>维。进一步采用归一化指数函数（</w:t>
       </w:r>
-      <w:proofErr w:type="spellStart"/>
       <w:r>
         <w:t>Softmax</w:t>
       </w:r>
-      <w:proofErr w:type="spellEnd"/>
       <w:r>
         <w:t>），得到</w:t>
       </w:r>
@@ -5270,21 +5440,7 @@
         <w:rPr>
           <w:i/>
         </w:rPr>
-        <w:t>α</w:t>
-      </w:r>
-      <w:proofErr w:type="gramStart"/>
-      <w:r>
-        <w:rPr>
-          <w:i/>
-        </w:rPr>
-        <w:t>ₙ,</w:t>
-      </w:r>
-      <w:proofErr w:type="gramEnd"/>
-      <w:r>
-        <w:rPr>
-          <w:i/>
-        </w:rPr>
-        <w:t>ₛ</w:t>
+        <w:t>αₙ,ₛ</w:t>
       </w:r>
       <w:r>
         <w:t>表示第</w:t>
@@ -5560,6 +5716,7 @@
         <w:pStyle w:val="JournalHeading2"/>
       </w:pPr>
       <w:r>
+        <w:lastRenderedPageBreak/>
         <w:t>1.4</w:t>
       </w:r>
       <w:r>
@@ -6028,7 +6185,6 @@
         </w:rPr>
         <w:t>H</w:t>
       </w:r>
-      <w:proofErr w:type="gramStart"/>
       <w:r>
         <w:t>(</w:t>
       </w:r>
@@ -6050,7 +6206,6 @@
       <w:r>
         <w:t>+1)</w:t>
       </w:r>
-      <w:proofErr w:type="gramEnd"/>
       <w:r>
         <w:t>；路由网络参数量为</w:t>
       </w:r>
@@ -6302,7 +6457,13 @@
         <w:pStyle w:val="JournalBody"/>
       </w:pPr>
       <w:r>
-        <w:t>为检验方法在不同OD流量数据上的预测表现，实验采用</w:t>
+        <w:t>为检验方法在不同</w:t>
+      </w:r>
+      <w:r>
+        <w:t>OD</w:t>
+      </w:r>
+      <w:r>
+        <w:t>流量数据上的预测表现，实验采用</w:t>
       </w:r>
       <w:r>
         <w:t>CESNET TS-Zoo</w:t>
@@ -6362,11 +6523,7 @@
         <w:t>6∶2∶2</w:t>
       </w:r>
       <w:r>
-        <w:t>划分训练集、验证集和测试集，并独立训练和评价。对数变换后，仅保留训练集</w:t>
-      </w:r>
-      <w:r>
-        <w:lastRenderedPageBreak/>
-        <w:t>标准差大于</w:t>
+        <w:t>划分训练集、验证集和测试集，并独立训练和评价。对数变换后，仅保留训练集标准差大于</w:t>
       </w:r>
       <w:r>
         <w:t>10⁻⁸</w:t>
@@ -7102,10 +7259,15 @@
     <w:p>
       <w:pPr>
         <w:pStyle w:val="JournalBody"/>
-        <w:keepNext w:val="0"/>
       </w:pPr>
       <w:r>
-        <w:t>为了使方法间的结果具有可比性，各模型采用相同的数据集划分、预处理规则、历史输入和预测目标，并分别依据验证集MSE选择检查点。实验记录每个随机种子的模型输出和误差；相对降幅则先对相同种子的模型结果进行配对，再对重复实验取平均。这一设置同时用于后续的基线比较和融合消融。</w:t>
+        <w:t>为了使方法间的结果具有可比性，各模型采用相同的数据集划分、预处理规则、历史输入和预测目标，并分别依据验证集</w:t>
+      </w:r>
+      <w:r>
+        <w:t>MSE</w:t>
+      </w:r>
+      <w:r>
+        <w:t>选择检查点。实验记录每个随机种子的模型输出和误差；相对降幅则先对相同种子的模型结果进行配对，再对重复实验取平均。这一设置同时用于后续的基线比较和融合消融。</w:t>
       </w:r>
     </w:p>
     <w:p>
@@ -7133,11 +7295,9 @@
       <w:r>
         <w:t>。</w:t>
       </w:r>
-      <w:proofErr w:type="spellStart"/>
       <w:r>
         <w:t>DLinear</w:t>
       </w:r>
-      <w:proofErr w:type="spellEnd"/>
       <w:r>
         <w:t>及多尺度模型的学习率为</w:t>
       </w:r>
@@ -7159,19 +7319,15 @@
       <w:r>
         <w:t>；</w:t>
       </w:r>
-      <w:proofErr w:type="spellStart"/>
       <w:r>
         <w:t>LightTS</w:t>
       </w:r>
-      <w:proofErr w:type="spellEnd"/>
       <w:r>
         <w:t>采用</w:t>
       </w:r>
-      <w:proofErr w:type="spellStart"/>
       <w:r>
         <w:t>TimesNet</w:t>
       </w:r>
-      <w:proofErr w:type="spellEnd"/>
       <w:r>
         <w:t>公开基准代码库的实现</w:t>
       </w:r>
@@ -7226,13 +7382,8 @@
       <w:r>
         <w:t>和</w:t>
       </w:r>
-      <w:proofErr w:type="spellStart"/>
-      <w:r>
-        <w:t>PyTorch</w:t>
-      </w:r>
-      <w:proofErr w:type="spellEnd"/>
-      <w:r>
-        <w:t xml:space="preserve"> 2.5.1</w:t>
+      <w:r>
+        <w:t>PyTorch 2.5.1</w:t>
       </w:r>
       <w:r>
         <w:t>。</w:t>
@@ -7713,19 +7864,11 @@
         <w:pStyle w:val="JournalHeading2"/>
       </w:pPr>
       <w:r>
+        <w:lastRenderedPageBreak/>
         <w:t>2.2</w:t>
       </w:r>
       <w:r>
         <w:t xml:space="preserve">　预测精度比较</w:t>
-      </w:r>
-    </w:p>
-    <w:p>
-      <w:pPr>
-        <w:pStyle w:val="JournalBody"/>
-        <w:keepNext w:val="0"/>
-      </w:pPr>
-      <w:r>
-        <w:t>基线比较首先回答所提结构能否有效预测OD流量。单尺度DLinear用于考察增加多尺度信息后的变化，LightTS则提供另一种轻量时序预测结构作为外部参照。比较时同时报告预测误差和参数数量，使表2展示不同方法的总体表现，图2进一步呈现同一种子下的误差变化。</w:t>
       </w:r>
     </w:p>
     <w:p>
@@ -7733,18 +7876,97 @@
         <w:pStyle w:val="JournalBody"/>
       </w:pPr>
       <w:r>
-        <w:t>在相同测试窗口上比较三种模型，24 h预测结果见表2。</w:t>
-      </w:r>
-      <w:proofErr w:type="spellStart"/>
-      <w:r/>
-      <w:proofErr w:type="spellEnd"/>
-      <w:r/>
-      <w:proofErr w:type="spellStart"/>
-      <w:r/>
-      <w:proofErr w:type="spellEnd"/>
-      <w:r/>
-      <w:r/>
-      <w:r/>
+        <w:t>基线比较首先回答所提结构能否有效预测</w:t>
+      </w:r>
+      <w:r>
+        <w:t>OD</w:t>
+      </w:r>
+      <w:r>
+        <w:t>流量。单尺度</w:t>
+      </w:r>
+      <w:r>
+        <w:t>DLinear</w:t>
+      </w:r>
+      <w:r>
+        <w:t>用于考察增加多尺度信息后的变化，</w:t>
+      </w:r>
+      <w:r>
+        <w:t>LightTS</w:t>
+      </w:r>
+      <w:r>
+        <w:t>则提供另一种轻量时序预测结构作为外部参照。表</w:t>
+      </w:r>
+      <w:r>
+        <w:t>2</w:t>
+      </w:r>
+      <w:r>
+        <w:t>展示</w:t>
+      </w:r>
+      <w:r>
+        <w:rPr>
+          <w:rFonts w:hint="eastAsia"/>
+        </w:rPr>
+        <w:t>了</w:t>
+      </w:r>
+      <w:r>
+        <w:t>不同方法</w:t>
+      </w:r>
+      <w:r>
+        <w:rPr>
+          <w:rFonts w:hint="eastAsia"/>
+        </w:rPr>
+        <w:t>在</w:t>
+      </w:r>
+      <w:r>
+        <w:t>预测误差和参数数量</w:t>
+      </w:r>
+      <w:r>
+        <w:rPr>
+          <w:rFonts w:hint="eastAsia"/>
+        </w:rPr>
+        <w:t>上</w:t>
+      </w:r>
+      <w:r>
+        <w:t>的总体表现，图</w:t>
+      </w:r>
+      <w:r>
+        <w:t>2</w:t>
+      </w:r>
+      <w:r>
+        <w:rPr>
+          <w:rFonts w:hint="eastAsia"/>
+        </w:rPr>
+        <w:t>则</w:t>
+      </w:r>
+      <w:r>
+        <w:t>进一步呈现同一种子下的误差变化。</w:t>
+      </w:r>
+    </w:p>
+    <w:p>
+      <w:pPr>
+        <w:pStyle w:val="JournalBody"/>
+      </w:pPr>
+      <w:r>
+        <w:t>在相同测试窗口上比较三种模型，</w:t>
+      </w:r>
+      <w:r>
+        <w:t>24 h</w:t>
+      </w:r>
+      <w:r>
+        <w:rPr>
+          <w:rFonts w:hint="eastAsia"/>
+        </w:rPr>
+        <w:t>的</w:t>
+      </w:r>
+      <w:r>
+        <w:t>预测结果见表</w:t>
+      </w:r>
+      <w:r>
+        <w:t>2</w:t>
+      </w:r>
+      <w:r>
+        <w:t>。</w:t>
+      </w:r>
     </w:p>
     <w:p>
       <w:pPr>
@@ -7998,11 +8220,9 @@
               <w:pStyle w:val="JournalTable"/>
               <w:spacing w:before="40" w:after="40" w:line="240" w:lineRule="auto"/>
             </w:pPr>
-            <w:proofErr w:type="spellStart"/>
             <w:r>
               <w:t>DLinear</w:t>
             </w:r>
-            <w:proofErr w:type="spellEnd"/>
           </w:p>
         </w:tc>
         <w:tc>
@@ -8141,11 +8361,9 @@
               <w:pStyle w:val="JournalTable"/>
               <w:spacing w:before="40" w:after="40" w:line="240" w:lineRule="auto"/>
             </w:pPr>
-            <w:proofErr w:type="spellStart"/>
             <w:r>
               <w:t>LightTS</w:t>
             </w:r>
-            <w:proofErr w:type="spellEnd"/>
           </w:p>
         </w:tc>
         <w:tc>
@@ -8437,11 +8655,9 @@
               <w:pStyle w:val="JournalTable"/>
               <w:spacing w:before="40" w:after="40" w:line="240" w:lineRule="auto"/>
             </w:pPr>
-            <w:proofErr w:type="spellStart"/>
             <w:r>
               <w:t>DLinear</w:t>
             </w:r>
-            <w:proofErr w:type="spellEnd"/>
           </w:p>
         </w:tc>
         <w:tc>
@@ -8580,11 +8796,9 @@
               <w:pStyle w:val="JournalTable"/>
               <w:spacing w:before="40" w:after="40" w:line="240" w:lineRule="auto"/>
             </w:pPr>
-            <w:proofErr w:type="spellStart"/>
             <w:r>
               <w:t>LightTS</w:t>
             </w:r>
-            <w:proofErr w:type="spellEnd"/>
           </w:p>
         </w:tc>
         <w:tc>
@@ -8848,11 +9062,15 @@
       <w:r>
         <w:t>均最优。相对</w:t>
       </w:r>
-      <w:proofErr w:type="spellStart"/>
+      <w:r>
+        <w:rPr>
+          <w:rFonts w:hint="eastAsia"/>
+        </w:rPr>
+        <w:t>于</w:t>
+      </w:r>
       <w:r>
         <w:t>LightTS</w:t>
       </w:r>
-      <w:proofErr w:type="spellEnd"/>
       <w:r>
         <w:t>，</w:t>
       </w:r>
@@ -8866,7 +9084,10 @@
         <w:t>GÉANT</w:t>
       </w:r>
       <w:r>
-        <w:t>的</w:t>
+        <w:rPr>
+          <w:rFonts w:hint="eastAsia"/>
+        </w:rPr>
+        <w:t>，</w:t>
       </w:r>
       <w:r>
         <w:t>MSE</w:t>
@@ -9035,19 +9256,15 @@
                             <w:r>
                               <w:t>相对</w:t>
                             </w:r>
-                            <w:proofErr w:type="spellStart"/>
                             <w:r>
                               <w:t>DLinear</w:t>
                             </w:r>
-                            <w:proofErr w:type="spellEnd"/>
                             <w:r>
                               <w:t>与</w:t>
                             </w:r>
-                            <w:proofErr w:type="spellStart"/>
                             <w:r>
                               <w:t>LightTS</w:t>
                             </w:r>
-                            <w:proofErr w:type="spellEnd"/>
                             <w:r>
                               <w:t>的配对误差降幅（</w:t>
                             </w:r>
@@ -9133,19 +9350,15 @@
                       <w:r>
                         <w:t>相对</w:t>
                       </w:r>
-                      <w:proofErr w:type="spellStart"/>
                       <w:r>
                         <w:t>DLinear</w:t>
                       </w:r>
-                      <w:proofErr w:type="spellEnd"/>
                       <w:r>
                         <w:t>与</w:t>
                       </w:r>
-                      <w:proofErr w:type="spellStart"/>
                       <w:r>
                         <w:t>LightTS</w:t>
                       </w:r>
-                      <w:proofErr w:type="spellEnd"/>
                       <w:r>
                         <w:t>的配对误差降幅（</w:t>
                       </w:r>
@@ -9176,13 +9389,20 @@
         <w:t>2</w:t>
       </w:r>
       <w:r>
-        <w:t>展示单次配对结果，点为各随机种子的误差降幅，菱形及横线为均值与样本标准差；下方为相对</w:t>
-      </w:r>
-      <w:proofErr w:type="spellStart"/>
+        <w:t>展示</w:t>
+      </w:r>
+      <w:r>
+        <w:rPr>
+          <w:rFonts w:hint="eastAsia"/>
+        </w:rPr>
+        <w:t>了</w:t>
+      </w:r>
+      <w:r>
+        <w:t>单次配对结果，点为各随机种子的误差降幅，菱形及横线为均值与样本标准差；下方为相对</w:t>
+      </w:r>
       <w:r>
         <w:t>LightTS</w:t>
       </w:r>
-      <w:proofErr w:type="spellEnd"/>
       <w:r>
         <w:t>的参数比例。</w:t>
       </w:r>
@@ -9192,20 +9412,10 @@
         <w:pStyle w:val="JournalHeading2"/>
       </w:pPr>
       <w:r>
-        <w:lastRenderedPageBreak/>
         <w:t>2.3</w:t>
       </w:r>
       <w:r>
         <w:t xml:space="preserve">　融合方式消融</w:t>
-      </w:r>
-    </w:p>
-    <w:p>
-      <w:pPr>
-        <w:pStyle w:val="JournalBody"/>
-        <w:keepNext w:val="0"/>
-      </w:pPr>
-      <w:r>
-        <w:t>除比较模型的总体预测能力外，还需明确性能改善与尺度融合方式的关系。为此，在尺度集合、DLinear专家和训练任务保持一致的条件下，分别设置不随窗口变化的融合权重和由当前窗口信息生成的融合权重。这样可以把比较重点集中在尺度权重如何确定，而不是改变预测专家本身。</w:t>
       </w:r>
     </w:p>
     <w:p>
@@ -9213,13 +9423,25 @@
         <w:pStyle w:val="JournalBody"/>
       </w:pPr>
       <w:r>
+        <w:t>除比较模型的总体预测能力外，还需明确性能改善与尺度融合方式的关系。为此，在尺度集合、</w:t>
+      </w:r>
+      <w:r>
+        <w:t>DLinear</w:t>
+      </w:r>
+      <w:r>
+        <w:t>专家和训练任务保持一致的条件下，分别设置不随窗口变化的融合权重和由当前窗口信息生成的融合权重。这样可以把比较重点集中在尺度权重如何确定，而不是改变预测专家本身。</w:t>
+      </w:r>
+    </w:p>
+    <w:p>
+      <w:pPr>
+        <w:pStyle w:val="JournalBody"/>
+      </w:pPr>
+      <w:r>
         <w:t>具体而言，保持三个独立</w:t>
       </w:r>
-      <w:proofErr w:type="spellStart"/>
       <w:r>
         <w:t>DLinear</w:t>
       </w:r>
-      <w:proofErr w:type="spellEnd"/>
       <w:r>
         <w:t>专家与尺度集合不变，比较融合方式。固定等权模型将权重设为</w:t>
       </w:r>
@@ -9481,11 +9703,9 @@
               <w:pStyle w:val="JournalTable"/>
               <w:spacing w:before="40" w:after="40" w:line="240" w:lineRule="auto"/>
             </w:pPr>
-            <w:proofErr w:type="spellStart"/>
             <w:r>
               <w:t>DLinear</w:t>
             </w:r>
-            <w:proofErr w:type="spellEnd"/>
           </w:p>
         </w:tc>
         <w:tc>
@@ -9916,6 +10136,7 @@
               <w:rPr>
                 <w:b/>
               </w:rPr>
+              <w:lastRenderedPageBreak/>
               <w:t>Abilene</w:t>
             </w:r>
           </w:p>
@@ -10065,11 +10286,9 @@
               <w:pStyle w:val="JournalTable"/>
               <w:spacing w:before="40" w:after="40" w:line="240" w:lineRule="auto"/>
             </w:pPr>
-            <w:proofErr w:type="spellStart"/>
             <w:r>
               <w:t>DLinear</w:t>
             </w:r>
-            <w:proofErr w:type="spellEnd"/>
           </w:p>
         </w:tc>
         <w:tc>
@@ -10601,40 +10820,104 @@
         <w:pStyle w:val="JournalBody"/>
       </w:pPr>
       <w:r>
-        <w:t>由表3可见，在Abilene和GÉANT上，本文方法的平均MSE与MAE均为所列方法中的最低值。相对单尺度DLinear，两套数据的MSE平均降低2.77%和2.35%；相对全局可学习权重，分别降低1.80%和4.31%。在Abilene上，本文方法的MAE较DLinear和全局可学习权重分别降低8.01%和8.91%。结合恒定输入路由对照，结果支持将当前窗口统计信息用于尺度融合。</w:t>
-      </w:r>
-      <w:r/>
-      <w:r/>
-      <w:proofErr w:type="spellStart"/>
-      <w:r/>
-      <w:proofErr w:type="spellEnd"/>
-      <w:r/>
-      <w:r/>
-      <w:r/>
-      <w:r/>
-      <w:r/>
-      <w:r/>
-      <w:r/>
-      <w:r/>
-      <w:r/>
-      <w:r/>
-      <w:r/>
-      <w:r/>
-      <w:r/>
-      <w:r/>
-      <w:r/>
-      <w:r/>
-      <w:r/>
-      <w:r/>
-      <w:r/>
-      <w:r/>
-      <w:r/>
-      <w:r/>
-      <w:r/>
-      <w:proofErr w:type="spellStart"/>
-      <w:r/>
-      <w:proofErr w:type="spellEnd"/>
-      <w:r/>
+        <w:t>由表</w:t>
+      </w:r>
+      <w:r>
+        <w:t>3</w:t>
+      </w:r>
+      <w:r>
+        <w:t>可见，在</w:t>
+      </w:r>
+      <w:r>
+        <w:t>Abilene</w:t>
+      </w:r>
+      <w:r>
+        <w:t>和</w:t>
+      </w:r>
+      <w:r>
+        <w:t>GÉANT</w:t>
+      </w:r>
+      <w:r>
+        <w:t>上，本文方法的平均</w:t>
+      </w:r>
+      <w:r>
+        <w:t>MSE</w:t>
+      </w:r>
+      <w:r>
+        <w:t>与</w:t>
+      </w:r>
+      <w:r>
+        <w:t>MAE</w:t>
+      </w:r>
+      <w:r>
+        <w:t>均为所列方法中的最低值。相对单尺度</w:t>
+      </w:r>
+      <w:r>
+        <w:t>DLinear</w:t>
+      </w:r>
+      <w:r>
+        <w:t>，两套数据的</w:t>
+      </w:r>
+      <w:r>
+        <w:t>MSE</w:t>
+      </w:r>
+      <w:r>
+        <w:t>平均降低</w:t>
+      </w:r>
+      <w:r>
+        <w:t>2.77%</w:t>
+      </w:r>
+      <w:r>
+        <w:t>和</w:t>
+      </w:r>
+      <w:r>
+        <w:t>2.35%</w:t>
+      </w:r>
+      <w:r>
+        <w:t>；相对全局可学习权重，分别降低</w:t>
+      </w:r>
+      <w:r>
+        <w:t>1.80%</w:t>
+      </w:r>
+      <w:r>
+        <w:t>和</w:t>
+      </w:r>
+      <w:r>
+        <w:t>4.31%</w:t>
+      </w:r>
+      <w:r>
+        <w:t>。在</w:t>
+      </w:r>
+      <w:r>
+        <w:t>Abilene</w:t>
+      </w:r>
+      <w:r>
+        <w:t>上，本文方法的</w:t>
+      </w:r>
+      <w:r>
+        <w:t>MAE</w:t>
+      </w:r>
+      <w:r>
+        <w:t>较</w:t>
+      </w:r>
+      <w:r>
+        <w:t>DLinear</w:t>
+      </w:r>
+      <w:r>
+        <w:t>和全局可学习权重分别降低</w:t>
+      </w:r>
+      <w:r>
+        <w:t>8.01%</w:t>
+      </w:r>
+      <w:r>
+        <w:t>和</w:t>
+      </w:r>
+      <w:r>
+        <w:t>8.91%</w:t>
+      </w:r>
+      <w:r>
+        <w:t>。结合恒定输入路由对照，结果支持将当前窗口统计信息用于尺度融合。</w:t>
+      </w:r>
     </w:p>
     <w:p>
       <w:pPr>
@@ -10650,10 +10933,27 @@
     <w:p>
       <w:pPr>
         <w:pStyle w:val="JournalBody"/>
-        <w:keepNext w:val="0"/>
       </w:pPr>
       <w:r>
-        <w:t>总体预测误差反映所有目标点的平均表现，而网络容量需求分析还关心较高流量水平下的预测情况。因此，进一步从各OD变量的训练集分布确定高需求阈值，再用相同阈值筛选测试目标。对于这些目标点，除MAE外另计算平均低估误差（AUE），用于描述预测低于真实需求时的平均差额。</w:t>
+        <w:t>总体预测误差反映所有目标点的平均表现，而网络容量需求分析还关心较高流量水平下的预测情况。因此，进一步从各</w:t>
+      </w:r>
+      <w:r>
+        <w:t>OD</w:t>
+      </w:r>
+      <w:r>
+        <w:t>变量的训练集分布确定高需求阈值，再用相同阈值筛选测试目标。对于这些目标点，除</w:t>
+      </w:r>
+      <w:r>
+        <w:t>MAE</w:t>
+      </w:r>
+      <w:r>
+        <w:t>外另计算平均低估误差（</w:t>
+      </w:r>
+      <w:r>
+        <w:t>AUE</w:t>
+      </w:r>
+      <w:r>
+        <w:t>），用于描述预测低于真实需求时的平均差额。</w:t>
       </w:r>
     </w:p>
     <w:p>
@@ -11550,11 +11850,9 @@
       <w:r>
         <w:t>上，相对</w:t>
       </w:r>
-      <w:proofErr w:type="spellStart"/>
       <w:r>
         <w:t>DLinear</w:t>
       </w:r>
-      <w:proofErr w:type="spellEnd"/>
       <w:r>
         <w:t>两项指标平均降低</w:t>
       </w:r>
@@ -11582,11 +11880,9 @@
       <w:r>
         <w:t>。横轴为局部范围，虚线为</w:t>
       </w:r>
-      <w:proofErr w:type="spellStart"/>
       <w:r>
         <w:t>DLinear</w:t>
       </w:r>
-      <w:proofErr w:type="spellEnd"/>
       <w:r>
         <w:t>均值。</w:t>
       </w:r>
@@ -11596,20 +11892,10 @@
         <w:pStyle w:val="JournalHeading2"/>
       </w:pPr>
       <w:r>
-        <w:lastRenderedPageBreak/>
         <w:t>2.5</w:t>
       </w:r>
       <w:r>
         <w:t xml:space="preserve">　一周预测表现</w:t>
-      </w:r>
-    </w:p>
-    <w:p>
-      <w:pPr>
-        <w:pStyle w:val="JournalBody"/>
-        <w:keepNext w:val="0"/>
-      </w:pPr>
-      <w:r>
-        <w:t>前述实验以未来24 h为预测目标。为了考察相同方法在一周预测任务中的表现，进一步将预测长度扩展为168 h，历史输入仍保持96 h。各模型按照新的输出长度独立训练，数据划分、预处理方法和评价指标与基础任务保持一致。由此，可以在相同GÉANT测试目标上比较一周预测的绝对误差和逐种子配对变化。</w:t>
       </w:r>
     </w:p>
     <w:p>
@@ -11617,23 +11903,70 @@
         <w:pStyle w:val="JournalBody"/>
       </w:pPr>
       <w:r>
-        <w:t>一周预测选择DLinear、固定等权、全局可学习权重、恒定输入路由和本文方法五种模型，在GÉANT的307个共同测试窗口上进行评价，结果分别列于表4和图4。</w:t>
-      </w:r>
-      <w:r>
-        <w:rPr>
-          <w:i/>
-        </w:rPr>
-      </w:r>
-      <w:r/>
-      <w:r/>
-      <w:r/>
-      <w:r/>
-      <w:r/>
-      <w:r/>
-      <w:r/>
-      <w:r/>
-      <w:r/>
-      <w:r/>
+        <w:t>前述实验以未来</w:t>
+      </w:r>
+      <w:r>
+        <w:t>24 h</w:t>
+      </w:r>
+      <w:r>
+        <w:t>为预测目标。为了考察相同方法在一周预测任务中的表现，进一步将预测长度扩展为</w:t>
+      </w:r>
+      <w:r>
+        <w:t>168 h</w:t>
+      </w:r>
+      <w:r>
+        <w:t>，历史输入仍保持</w:t>
+      </w:r>
+      <w:r>
+        <w:t>96 h</w:t>
+      </w:r>
+      <w:r>
+        <w:t>。各模型按照新的输出长度独立训练，数据划分、预处理方法和评价指标与基础任务保持一致。由此，可以在相同</w:t>
+      </w:r>
+      <w:r>
+        <w:t>GÉANT</w:t>
+      </w:r>
+      <w:r>
+        <w:t>测试目标上比较一周预测的绝对误差和逐种子配对变化。</w:t>
+      </w:r>
+    </w:p>
+    <w:p>
+      <w:pPr>
+        <w:pStyle w:val="JournalBody"/>
+      </w:pPr>
+      <w:r>
+        <w:t>一周预测选择</w:t>
+      </w:r>
+      <w:r>
+        <w:t>DLinear</w:t>
+      </w:r>
+      <w:r>
+        <w:t>、固定等权、全局可学习权重、恒定输入路由和本文方法五种模型，在</w:t>
+      </w:r>
+      <w:r>
+        <w:t>GÉANT</w:t>
+      </w:r>
+      <w:r>
+        <w:t>的</w:t>
+      </w:r>
+      <w:r>
+        <w:t>307</w:t>
+      </w:r>
+      <w:r>
+        <w:t>个共同测试窗口上进行评价，结果分别列于表</w:t>
+      </w:r>
+      <w:r>
+        <w:t>4</w:t>
+      </w:r>
+      <w:r>
+        <w:t>和图</w:t>
+      </w:r>
+      <w:r>
+        <w:t>4</w:t>
+      </w:r>
+      <w:r>
+        <w:t>。</w:t>
+      </w:r>
     </w:p>
     <w:p>
       <w:pPr>
@@ -11641,6 +11974,7 @@
         <w:keepNext/>
       </w:pPr>
       <w:r>
+        <w:lastRenderedPageBreak/>
         <w:t>表</w:t>
       </w:r>
       <w:r>
@@ -11792,11 +12126,9 @@
               <w:pStyle w:val="JournalTable"/>
               <w:spacing w:before="40" w:after="40" w:line="240" w:lineRule="auto"/>
             </w:pPr>
-            <w:proofErr w:type="spellStart"/>
             <w:r>
               <w:t>DLinear</w:t>
             </w:r>
-            <w:proofErr w:type="spellEnd"/>
           </w:p>
         </w:tc>
         <w:tc>
@@ -12453,11 +12785,9 @@
       <w:r>
         <w:t>均最优，较</w:t>
       </w:r>
-      <w:proofErr w:type="spellStart"/>
       <w:r>
         <w:t>DLinear</w:t>
       </w:r>
-      <w:proofErr w:type="spellEnd"/>
       <w:r>
         <w:t>降低</w:t>
       </w:r>
@@ -12550,59 +12880,160 @@
         <w:pStyle w:val="JournalBody"/>
       </w:pPr>
       <w:r>
-        <w:t>针对不同历史窗口需要合理组合多尺度预测信息的问题，本文建立了由三个独立DLinear专家和低维窗口路由组成的预测模型。模型按1、2、4三个时间尺度提取候选预测，再利用四项窗口统计特征生成融合权重，形成面向未来多个小时的OD流量预测。</w:t>
-      </w:r>
-      <w:proofErr w:type="spellStart"/>
-      <w:r/>
-      <w:proofErr w:type="spellEnd"/>
-      <w:r/>
+        <w:t>针对不同历史窗口需要合理组合多尺度预测信息的问题，本文建立了由三个独立</w:t>
+      </w:r>
+      <w:r>
+        <w:t>DLinear</w:t>
+      </w:r>
+      <w:r>
+        <w:t>专家和低维窗口路由组成的预测模型。模型按</w:t>
+      </w:r>
+      <w:r>
+        <w:t>1</w:t>
+      </w:r>
+      <w:r>
+        <w:t>、</w:t>
+      </w:r>
+      <w:r>
+        <w:t>2</w:t>
+      </w:r>
+      <w:r>
+        <w:t>、</w:t>
+      </w:r>
+      <w:r>
+        <w:t>4</w:t>
+      </w:r>
+      <w:r>
+        <w:t>三个时间尺度提取候选预测，再利用四项窗口统计特征生成融合权重，形成面向未来多个小时的</w:t>
+      </w:r>
+      <w:r>
+        <w:t>OD</w:t>
+      </w:r>
+      <w:r>
+        <w:t>流量预测。</w:t>
+      </w:r>
     </w:p>
     <w:p>
       <w:pPr>
         <w:pStyle w:val="JournalBody"/>
       </w:pPr>
       <w:r>
-        <w:t>实验从总体精度、融合方式和较长预测区间三个方面验证了模型表现。在Abilene和GÉANT的24 h预测任务中，本文方法均取得较低的平均MSE和MAE；相对LightTS，MSE平均降低25.77%和43.74%，参数量仅为对应LightTS配置的6.41%和2.17%。GÉANT的一周预测结果进一步显示，MSE和MAE相对DLinear的平均降幅分别为23.16%和11.16%。这些结果表明，利用当前窗口信息对多尺度候选预测进行加权组合，可为小时级OD流量需求分析提供预测依据。</w:t>
-      </w:r>
-      <w:r/>
-      <w:r/>
-      <w:r/>
-      <w:r/>
-      <w:r/>
-      <w:proofErr w:type="spellStart"/>
-      <w:r/>
-      <w:proofErr w:type="spellEnd"/>
-      <w:r/>
-      <w:r/>
-      <w:r/>
-      <w:r/>
-      <w:r/>
-      <w:r/>
-      <w:r/>
-      <w:proofErr w:type="spellStart"/>
-      <w:r/>
-      <w:proofErr w:type="spellEnd"/>
-      <w:r/>
-      <w:r/>
-      <w:r/>
-      <w:r/>
-      <w:r/>
-      <w:r/>
-      <w:r/>
-      <w:r/>
-      <w:r/>
-      <w:r/>
-      <w:r/>
-      <w:proofErr w:type="spellStart"/>
-      <w:r/>
-      <w:proofErr w:type="spellEnd"/>
-      <w:r/>
-      <w:r/>
-      <w:r/>
-      <w:r/>
-      <w:r/>
-      <w:r/>
-      <w:r/>
+        <w:t>实验从总体精度、融合方式和较长预测区间三个方面验证了模型表现。在</w:t>
+      </w:r>
+      <w:r>
+        <w:t>Abilene</w:t>
+      </w:r>
+      <w:r>
+        <w:t>和</w:t>
+      </w:r>
+      <w:r>
+        <w:t>GÉANT</w:t>
+      </w:r>
+      <w:r>
+        <w:t>的</w:t>
+      </w:r>
+      <w:r>
+        <w:t>24 h</w:t>
+      </w:r>
+      <w:r>
+        <w:t>预测任务中，本文方法均取得较低的平均</w:t>
+      </w:r>
+      <w:r>
+        <w:t>MSE</w:t>
+      </w:r>
+      <w:r>
+        <w:t>和</w:t>
+      </w:r>
+      <w:r>
+        <w:t>MAE</w:t>
+      </w:r>
+      <w:r>
+        <w:t>；相对</w:t>
+      </w:r>
+      <w:r>
+        <w:t>LightTS</w:t>
+      </w:r>
+      <w:r>
+        <w:t>，</w:t>
+      </w:r>
+      <w:r>
+        <w:t>MSE</w:t>
+      </w:r>
+      <w:r>
+        <w:t>平均降低</w:t>
+      </w:r>
+      <w:r>
+        <w:t>25.77%</w:t>
+      </w:r>
+      <w:r>
+        <w:t>和</w:t>
+      </w:r>
+      <w:r>
+        <w:t>43.74%</w:t>
+      </w:r>
+      <w:r>
+        <w:t>，参数量仅为对应</w:t>
+      </w:r>
+      <w:r>
+        <w:t>LightTS</w:t>
+      </w:r>
+      <w:r>
+        <w:t>配置的</w:t>
+      </w:r>
+      <w:r>
+        <w:t>6.41%</w:t>
+      </w:r>
+      <w:r>
+        <w:t>和</w:t>
+      </w:r>
+      <w:r>
+        <w:t>2.17%</w:t>
+      </w:r>
+      <w:r>
+        <w:t>。</w:t>
+      </w:r>
+      <w:r>
+        <w:t>GÉANT</w:t>
+      </w:r>
+      <w:r>
+        <w:t>的一周预测结果进一步显示，</w:t>
+      </w:r>
+      <w:r>
+        <w:t>MSE</w:t>
+      </w:r>
+      <w:r>
+        <w:t>和</w:t>
+      </w:r>
+      <w:r>
+        <w:t>MAE</w:t>
+      </w:r>
+      <w:r>
+        <w:t>相对</w:t>
+      </w:r>
+      <w:r>
+        <w:t>DLinear</w:t>
+      </w:r>
+      <w:r>
+        <w:t>的平均降幅分别为</w:t>
+      </w:r>
+      <w:r>
+        <w:t>23.16%</w:t>
+      </w:r>
+      <w:r>
+        <w:t>和</w:t>
+      </w:r>
+      <w:r>
+        <w:t>11.16%</w:t>
+      </w:r>
+      <w:r>
+        <w:t>。这些结果表明，利用当前窗口信息对多尺度候选预测进行加权组合，可为小时级</w:t>
+      </w:r>
+      <w:r>
+        <w:t>OD</w:t>
+      </w:r>
+      <w:r>
+        <w:t>流量需求分析提供预测依据。</w:t>
+      </w:r>
     </w:p>
     <w:p>
       <w:pPr>
@@ -12630,31 +13061,7 @@
         <w:pStyle w:val="JournalReference"/>
       </w:pPr>
       <w:r>
-        <w:t xml:space="preserve">[2] QIN Liang, GU </w:t>
-      </w:r>
-      <w:proofErr w:type="spellStart"/>
-      <w:r>
-        <w:t>Huaxi</w:t>
-      </w:r>
-      <w:proofErr w:type="spellEnd"/>
-      <w:r>
-        <w:t xml:space="preserve">, WEI </w:t>
-      </w:r>
-      <w:proofErr w:type="spellStart"/>
-      <w:r>
-        <w:t>Wenting</w:t>
-      </w:r>
-      <w:proofErr w:type="spellEnd"/>
-      <w:r>
-        <w:t xml:space="preserve">, et al. </w:t>
-      </w:r>
-      <w:proofErr w:type="spellStart"/>
-      <w:r>
-        <w:t>Spatio</w:t>
-      </w:r>
-      <w:proofErr w:type="spellEnd"/>
-      <w:r>
-        <w:t>-temporal communication network traffic prediction method based on graph neural network[J]. Information Sciences, 2024, 679: 121003. DOI: 10.1016/j.ins.2024.121003.</w:t>
+        <w:t>[2] QIN Liang, GU Huaxi, WEI Wenting, et al. Spatio-temporal communication network traffic prediction method based on graph neural network[J]. Information Sciences, 2024, 679: 121003. DOI: 10.1016/j.ins.2024.121003.</w:t>
       </w:r>
     </w:p>
     <w:p>
@@ -12662,55 +13069,31 @@
         <w:pStyle w:val="JournalReference"/>
       </w:pPr>
       <w:r>
-        <w:lastRenderedPageBreak/>
         <w:t xml:space="preserve">[3] </w:t>
       </w:r>
       <w:r>
-        <w:t>韦</w:t>
-      </w:r>
-      <w:proofErr w:type="gramStart"/>
-      <w:r>
-        <w:t>烜</w:t>
-      </w:r>
-      <w:r>
-        <w:t>,</w:t>
-      </w:r>
-      <w:proofErr w:type="gramEnd"/>
-      <w:r>
-        <w:t xml:space="preserve"> </w:t>
-      </w:r>
-      <w:proofErr w:type="gramStart"/>
+        <w:t>韦烜</w:t>
+      </w:r>
+      <w:r>
+        <w:t xml:space="preserve">, </w:t>
+      </w:r>
       <w:r>
         <w:t>刘志华</w:t>
       </w:r>
       <w:r>
-        <w:t>,</w:t>
-      </w:r>
-      <w:proofErr w:type="gramEnd"/>
-      <w:r>
-        <w:t xml:space="preserve"> </w:t>
-      </w:r>
-      <w:proofErr w:type="gramStart"/>
+        <w:t xml:space="preserve">, </w:t>
+      </w:r>
       <w:r>
         <w:t>李青</w:t>
       </w:r>
       <w:r>
-        <w:t>,</w:t>
-      </w:r>
-      <w:proofErr w:type="gramEnd"/>
-      <w:r>
-        <w:t xml:space="preserve"> </w:t>
-      </w:r>
-      <w:proofErr w:type="gramStart"/>
+        <w:t xml:space="preserve">, </w:t>
+      </w:r>
       <w:r>
         <w:t>等</w:t>
       </w:r>
       <w:r>
-        <w:t>.</w:t>
-      </w:r>
-      <w:proofErr w:type="gramEnd"/>
-      <w:r>
-        <w:t xml:space="preserve"> </w:t>
+        <w:t xml:space="preserve">. </w:t>
       </w:r>
       <w:r>
         <w:t>大型</w:t>
@@ -12725,26 +13108,10 @@
         <w:t xml:space="preserve">[J]. </w:t>
       </w:r>
       <w:r>
-        <w:t>系统工程与电子</w:t>
-      </w:r>
-      <w:proofErr w:type="gramStart"/>
-      <w:r>
-        <w:t>技术</w:t>
-      </w:r>
-      <w:r>
-        <w:t>,</w:t>
-      </w:r>
-      <w:proofErr w:type="gramEnd"/>
-      <w:r>
-        <w:t xml:space="preserve"> 2024, 46</w:t>
-      </w:r>
-      <w:proofErr w:type="gramStart"/>
-      <w:r>
-        <w:t>(6)</w:t>
-      </w:r>
-      <w:proofErr w:type="gramEnd"/>
-      <w:r>
-        <w:t>: 2164-2173. DOI: 10.12305/j.issn.1001-506X.2024.06.35.</w:t>
+        <w:t>系统工程与电子技术</w:t>
+      </w:r>
+      <w:r>
+        <w:t>, 2024, 46(6): 2164-2173. DOI: 10.12305/j.issn.1001-506X.2024.06.35.</w:t>
       </w:r>
     </w:p>
     <w:p>
@@ -12752,57 +13119,33 @@
         <w:pStyle w:val="JournalReference"/>
       </w:pPr>
       <w:r>
+        <w:lastRenderedPageBreak/>
         <w:t xml:space="preserve">[4] </w:t>
       </w:r>
-      <w:proofErr w:type="gramStart"/>
       <w:r>
         <w:t>唐文杰</w:t>
       </w:r>
       <w:r>
-        <w:t>,</w:t>
-      </w:r>
-      <w:proofErr w:type="gramEnd"/>
-      <w:r>
-        <w:t xml:space="preserve"> </w:t>
-      </w:r>
-      <w:proofErr w:type="gramStart"/>
+        <w:t xml:space="preserve">, </w:t>
+      </w:r>
       <w:r>
         <w:t>肖一磊</w:t>
       </w:r>
       <w:r>
-        <w:t>,</w:t>
-      </w:r>
-      <w:proofErr w:type="gramEnd"/>
-      <w:r>
-        <w:t xml:space="preserve"> </w:t>
-      </w:r>
-      <w:proofErr w:type="gramStart"/>
+        <w:t xml:space="preserve">, </w:t>
+      </w:r>
       <w:r>
         <w:t>孔祥宇</w:t>
       </w:r>
       <w:r>
-        <w:t>,</w:t>
-      </w:r>
-      <w:proofErr w:type="gramEnd"/>
-      <w:r>
-        <w:t xml:space="preserve"> </w:t>
-      </w:r>
-      <w:proofErr w:type="gramStart"/>
+        <w:t xml:space="preserve">, </w:t>
+      </w:r>
       <w:r>
         <w:t>等</w:t>
       </w:r>
       <w:r>
-        <w:t>.</w:t>
-      </w:r>
-      <w:proofErr w:type="gramEnd"/>
-      <w:r>
-        <w:t xml:space="preserve"> </w:t>
-      </w:r>
-      <w:proofErr w:type="spellStart"/>
-      <w:r>
-        <w:t>CycleLLH</w:t>
-      </w:r>
-      <w:proofErr w:type="spellEnd"/>
+        <w:t>. CycleLLH</w:t>
+      </w:r>
       <w:r>
         <w:t>：一种基于周期性整合的新型网络流量预测模型</w:t>
       </w:r>
@@ -12810,26 +13153,10 @@
         <w:t xml:space="preserve">[J]. </w:t>
       </w:r>
       <w:r>
-        <w:t>计算机</w:t>
-      </w:r>
-      <w:proofErr w:type="gramStart"/>
-      <w:r>
-        <w:t>学报</w:t>
-      </w:r>
-      <w:r>
-        <w:t>,</w:t>
-      </w:r>
-      <w:proofErr w:type="gramEnd"/>
-      <w:r>
-        <w:t xml:space="preserve"> 2024, 47</w:t>
-      </w:r>
-      <w:proofErr w:type="gramStart"/>
-      <w:r>
-        <w:t>(12)</w:t>
-      </w:r>
-      <w:proofErr w:type="gramEnd"/>
-      <w:r>
-        <w:t>: 2867-2888. DOI: 10.11897/SP.J.1016.2024.02867.</w:t>
+        <w:t>计算机学报</w:t>
+      </w:r>
+      <w:r>
+        <w:t>, 2024, 47(12): 2867-2888. DOI: 10.11897/SP.J.1016.2024.02867.</w:t>
       </w:r>
     </w:p>
     <w:p>
@@ -12845,23 +13172,7 @@
         <w:pStyle w:val="JournalReference"/>
       </w:pPr>
       <w:r>
-        <w:t xml:space="preserve">[6] ZENG Ailing, CHEN Muxi, ZHANG Lei, et al. Are transformers effective for time series </w:t>
-      </w:r>
-      <w:proofErr w:type="gramStart"/>
-      <w:r>
-        <w:t>forecasting?[</w:t>
-      </w:r>
-      <w:proofErr w:type="gramEnd"/>
-      <w:r>
-        <w:t>J]. Proceedings of the AAAI Conference on Artificial Intelligence, 2023, 37(9): 11121-11128. DOI: 10.1609/</w:t>
-      </w:r>
-      <w:proofErr w:type="gramStart"/>
-      <w:r>
-        <w:t>aaai.v</w:t>
-      </w:r>
-      <w:proofErr w:type="gramEnd"/>
-      <w:r>
-        <w:t>37i9.26317.</w:t>
+        <w:t>[6] ZENG Ailing, CHEN Muxi, ZHANG Lei, et al. Are transformers effective for time series forecasting?[J]. Proceedings of the AAAI Conference on Artificial Intelligence, 2023, 37(9): 11121-11128. DOI: 10.1609/aaai.v37i9.26317.</w:t>
       </w:r>
     </w:p>
     <w:p>
@@ -12869,23 +13180,7 @@
         <w:pStyle w:val="JournalReference"/>
       </w:pPr>
       <w:r>
-        <w:t xml:space="preserve">[7] WANG Shiyu, WU </w:t>
-      </w:r>
-      <w:proofErr w:type="spellStart"/>
-      <w:r>
-        <w:t>Haixu</w:t>
-      </w:r>
-      <w:proofErr w:type="spellEnd"/>
-      <w:r>
-        <w:t xml:space="preserve">, SHI Xiaoming, et al. </w:t>
-      </w:r>
-      <w:proofErr w:type="spellStart"/>
-      <w:r>
-        <w:t>TimeMixer</w:t>
-      </w:r>
-      <w:proofErr w:type="spellEnd"/>
-      <w:r>
-        <w:t>: decomposable multiscale mixing for time series forecasting[C/OL]//The Twelfth International Conference on Learning Representations. 2024[2026-10-21]. https://openreview.net/forum?id=7oLshfEIC2.</w:t>
+        <w:t>[7] WANG Shiyu, WU Haixu, SHI Xiaoming, et al. TimeMixer: decomposable multiscale mixing for time series forecasting[C/OL]//The Twelfth International Conference on Learning Representations. 2024[2026-10-21]. https://openreview.net/forum?id=7oLshfEIC2.</w:t>
       </w:r>
     </w:p>
     <w:p>
@@ -12893,31 +13188,7 @@
         <w:pStyle w:val="JournalReference"/>
       </w:pPr>
       <w:r>
-        <w:t xml:space="preserve">[8] WU </w:t>
-      </w:r>
-      <w:proofErr w:type="spellStart"/>
-      <w:r>
-        <w:t>Haixu</w:t>
-      </w:r>
-      <w:proofErr w:type="spellEnd"/>
-      <w:r>
-        <w:t xml:space="preserve">, HU </w:t>
-      </w:r>
-      <w:proofErr w:type="spellStart"/>
-      <w:r>
-        <w:t>Tengge</w:t>
-      </w:r>
-      <w:proofErr w:type="spellEnd"/>
-      <w:r>
-        <w:t xml:space="preserve">, LIU Yong, et al. </w:t>
-      </w:r>
-      <w:proofErr w:type="spellStart"/>
-      <w:r>
-        <w:t>TimesNet</w:t>
-      </w:r>
-      <w:proofErr w:type="spellEnd"/>
-      <w:r>
-        <w:t>: temporal 2D-variation modeling for general time series analysis[C/OL]//The Eleventh International Conference on Learning Representations. 2023[2026-10-21]. https://openreview.net/forum?id=ju_Uqw384Oq.</w:t>
+        <w:t>[8] WU Haixu, HU Tengge, LIU Yong, et al. TimesNet: temporal 2D-variation modeling for general time series analysis[C/OL]//The Eleventh International Conference on Learning Representations. 2023[2026-10-21]. https://openreview.net/forum?id=ju_Uqw384Oq.</w:t>
       </w:r>
     </w:p>
     <w:p>
@@ -12999,47 +13270,7 @@
         <w:t>Abstract:</w:t>
       </w:r>
       <w:r>
-        <w:t xml:space="preserve"> An adaptive multiscale weighting method forecasts hourly traffic by combining three decomposition linear models (</w:t>
-      </w:r>
-      <w:proofErr w:type="spellStart"/>
-      <w:r>
-        <w:t>DLinear</w:t>
-      </w:r>
-      <w:proofErr w:type="spellEnd"/>
-      <w:r>
-        <w:t xml:space="preserve">) according to window statistics. Across eight training runs, mean relative reductions in 24-hour mean squared error versus </w:t>
-      </w:r>
-      <w:proofErr w:type="spellStart"/>
-      <w:r>
-        <w:t>LightTS</w:t>
-      </w:r>
-      <w:proofErr w:type="spellEnd"/>
-      <w:r>
-        <w:t xml:space="preserve"> are 25.77% on Abilene and 43.74% on GÉANT. Parameter counts are 6.41% and 2.17% of the respective </w:t>
-      </w:r>
-      <w:proofErr w:type="spellStart"/>
-      <w:r>
-        <w:t>LightTS</w:t>
-      </w:r>
-      <w:proofErr w:type="spellEnd"/>
-      <w:r>
-        <w:t xml:space="preserve"> configurations. Relative to </w:t>
-      </w:r>
-      <w:proofErr w:type="spellStart"/>
-      <w:r>
-        <w:t>DLinear</w:t>
-      </w:r>
-      <w:proofErr w:type="spellEnd"/>
-      <w:r>
-        <w:t xml:space="preserve">, the mean shortfall at high-demand Abilene points decreases by 16.07%. For 168-hour GÉANT forecasting against </w:t>
-      </w:r>
-      <w:proofErr w:type="spellStart"/>
-      <w:r>
-        <w:t>DLinear</w:t>
-      </w:r>
-      <w:proofErr w:type="spellEnd"/>
-      <w:r>
-        <w:t>, mean squared error and mean absolute error decrease by 23.16% and 11.16%, respectively. These results support capacity demand estimation using hourly traffic forecasts.</w:t>
+        <w:t xml:space="preserve"> An adaptive multiscale weighting method forecasts hourly traffic by combining three decomposition linear models (DLinear) according to window statistics. Across eight training runs, mean relative reductions in 24-hour mean squared error versus LightTS are 25.77% on Abilene and 43.74% on GÉANT. Parameter counts are 6.41% and 2.17% of the respective LightTS configurations. Relative to DLinear, the mean shortfall at high-demand Abilene points decreases by 16.07%. For 168-hour GÉANT forecasting against DLinear, mean squared error and mean absolute error decrease by 23.16% and 11.16%, respectively. These results support capacity demand estimation using hourly traffic forecasts.</w:t>
       </w:r>
     </w:p>
     <w:p>
@@ -14000,6 +14231,16 @@
       <w:szCs w:val="21"/>
     </w:rPr>
   </w:style>
+  <w:style w:type="character" w:styleId="af">
+    <w:name w:val="Placeholder Text"/>
+    <w:basedOn w:val="a0"/>
+    <w:uiPriority w:val="99"/>
+    <w:semiHidden/>
+    <w:rsid w:val="0029332D"/>
+    <w:rPr>
+      <w:color w:val="666666"/>
+    </w:rPr>
+  </w:style>
 </w:styles>
 </file>
 
